--- a/сайт/практики/2 JavaScript для сайтов.docx
+++ b/сайт/практики/2 JavaScript для сайтов.docx
@@ -844,7 +844,45 @@
           <w:szCs w:val="28"/>
           <w:lang w:eastAsia="en-US"/>
         </w:rPr>
-        <w:t xml:space="preserve">элементы, создайте </w:t>
+        <w:t>элементы</w:t>
+      </w:r>
+      <w:r>
+        <w:rPr>
+          <w:rFonts w:ascii="Times New Roman" w:eastAsiaTheme="minorHAnsi" w:hAnsi="Times New Roman" w:cs="Times New Roman"/>
+          <w:sz w:val="28"/>
+          <w:szCs w:val="28"/>
+          <w:lang w:eastAsia="en-US"/>
+        </w:rPr>
+        <w:t xml:space="preserve"> </w:t>
+      </w:r>
+      <w:r>
+        <w:rPr>
+          <w:rFonts w:ascii="Times New Roman" w:eastAsiaTheme="minorHAnsi" w:hAnsi="Times New Roman" w:cs="Times New Roman"/>
+          <w:sz w:val="28"/>
+          <w:szCs w:val="28"/>
+          <w:lang w:eastAsia="en-US"/>
+        </w:rPr>
+        <w:t xml:space="preserve">и возможности </w:t>
+      </w:r>
+      <w:proofErr w:type="spellStart"/>
+      <w:r>
+        <w:rPr>
+          <w:rFonts w:ascii="Times New Roman" w:eastAsiaTheme="minorHAnsi" w:hAnsi="Times New Roman" w:cs="Times New Roman"/>
+          <w:sz w:val="28"/>
+          <w:szCs w:val="28"/>
+          <w:lang w:eastAsia="en-US"/>
+        </w:rPr>
+        <w:t>нейросетей</w:t>
+      </w:r>
+      <w:proofErr w:type="spellEnd"/>
+      <w:r>
+        <w:rPr>
+          <w:rFonts w:ascii="Times New Roman" w:eastAsiaTheme="minorHAnsi" w:hAnsi="Times New Roman" w:cs="Times New Roman"/>
+          <w:sz w:val="28"/>
+          <w:szCs w:val="28"/>
+          <w:lang w:eastAsia="en-US"/>
+        </w:rPr>
+        <w:t xml:space="preserve">, создайте </w:t>
       </w:r>
       <w:r>
         <w:rPr>
@@ -971,45 +1009,6 @@
           <w:lang w:eastAsia="en-US"/>
         </w:rPr>
         <w:t>.</w:t>
-      </w:r>
-      <w:r>
-        <w:rPr>
-          <w:rFonts w:ascii="Times New Roman" w:eastAsiaTheme="minorHAnsi" w:hAnsi="Times New Roman" w:cs="Times New Roman"/>
-          <w:sz w:val="28"/>
-          <w:szCs w:val="28"/>
-          <w:lang w:eastAsia="en-US"/>
-        </w:rPr>
-        <w:t xml:space="preserve"> Можете использовать оформление из файла </w:t>
-      </w:r>
-      <w:r>
-        <w:rPr>
-          <w:rFonts w:ascii="Times New Roman" w:eastAsiaTheme="minorHAnsi" w:hAnsi="Times New Roman" w:cs="Times New Roman"/>
-          <w:b/>
-          <w:sz w:val="28"/>
-          <w:szCs w:val="28"/>
-          <w:lang w:val="en-US" w:eastAsia="en-US"/>
-        </w:rPr>
-        <w:t>style</w:t>
-      </w:r>
-      <w:r>
-        <w:rPr>
-          <w:rFonts w:ascii="Times New Roman" w:eastAsiaTheme="minorHAnsi" w:hAnsi="Times New Roman" w:cs="Times New Roman"/>
-          <w:b/>
-          <w:sz w:val="28"/>
-          <w:szCs w:val="28"/>
-          <w:lang w:eastAsia="en-US"/>
-        </w:rPr>
-        <w:t>.</w:t>
-      </w:r>
-      <w:r>
-        <w:rPr>
-          <w:rFonts w:ascii="Times New Roman" w:eastAsiaTheme="minorHAnsi" w:hAnsi="Times New Roman" w:cs="Times New Roman"/>
-          <w:b/>
-          <w:sz w:val="28"/>
-          <w:szCs w:val="28"/>
-          <w:lang w:val="en-US" w:eastAsia="en-US"/>
-        </w:rPr>
-        <w:t>txt</w:t>
       </w:r>
     </w:p>
     <w:p>
@@ -1952,7 +1951,25 @@
           <w:szCs w:val="28"/>
           <w:lang w:eastAsia="en-US"/>
         </w:rPr>
-        <w:t xml:space="preserve">Создайте форму регистрации на сайте. </w:t>
+        <w:t xml:space="preserve">Создайте </w:t>
+      </w:r>
+      <w:r>
+        <w:rPr>
+          <w:rFonts w:ascii="Times New Roman" w:eastAsiaTheme="minorHAnsi" w:hAnsi="Times New Roman" w:cs="Times New Roman"/>
+          <w:sz w:val="28"/>
+          <w:szCs w:val="28"/>
+          <w:lang w:eastAsia="en-US"/>
+        </w:rPr>
+        <w:t xml:space="preserve">любым способом </w:t>
+      </w:r>
+      <w:r>
+        <w:rPr>
+          <w:rFonts w:ascii="Times New Roman" w:eastAsiaTheme="minorHAnsi" w:hAnsi="Times New Roman" w:cs="Times New Roman"/>
+          <w:sz w:val="28"/>
+          <w:szCs w:val="28"/>
+          <w:lang w:eastAsia="en-US"/>
+        </w:rPr>
+        <w:t xml:space="preserve">форму регистрации на сайте. </w:t>
       </w:r>
       <w:r>
         <w:rPr>

--- a/сайт/практики/2 JavaScript для сайтов.docx
+++ b/сайт/практики/2 JavaScript для сайтов.docx
@@ -206,7 +206,550 @@
           <w:szCs w:val="28"/>
           <w:lang w:eastAsia="en-US"/>
         </w:rPr>
-        <w:t xml:space="preserve"> 1. «Внедрение готовых элементов»</w:t>
+        <w:t xml:space="preserve"> </w:t>
+      </w:r>
+      <w:r>
+        <w:rPr>
+          <w:rFonts w:ascii="Times New Roman" w:eastAsiaTheme="minorHAnsi" w:hAnsi="Times New Roman" w:cs="Times New Roman"/>
+          <w:b/>
+          <w:sz w:val="28"/>
+          <w:szCs w:val="28"/>
+          <w:lang w:val="en-US" w:eastAsia="en-US"/>
+        </w:rPr>
+        <w:t>1</w:t>
+      </w:r>
+      <w:r>
+        <w:rPr>
+          <w:rFonts w:ascii="Times New Roman" w:eastAsiaTheme="minorHAnsi" w:hAnsi="Times New Roman" w:cs="Times New Roman"/>
+          <w:b/>
+          <w:sz w:val="28"/>
+          <w:szCs w:val="28"/>
+          <w:lang w:eastAsia="en-US"/>
+        </w:rPr>
+        <w:t xml:space="preserve">. «Работа с </w:t>
+      </w:r>
+      <w:proofErr w:type="spellStart"/>
+      <w:r>
+        <w:rPr>
+          <w:rFonts w:ascii="Times New Roman" w:eastAsiaTheme="minorHAnsi" w:hAnsi="Times New Roman" w:cs="Times New Roman"/>
+          <w:b/>
+          <w:sz w:val="28"/>
+          <w:szCs w:val="28"/>
+          <w:lang w:eastAsia="en-US"/>
+        </w:rPr>
+        <w:t>плагинами</w:t>
+      </w:r>
+      <w:proofErr w:type="spellEnd"/>
+      <w:r>
+        <w:rPr>
+          <w:rFonts w:ascii="Times New Roman" w:eastAsiaTheme="minorHAnsi" w:hAnsi="Times New Roman" w:cs="Times New Roman"/>
+          <w:b/>
+          <w:sz w:val="28"/>
+          <w:szCs w:val="28"/>
+          <w:lang w:eastAsia="en-US"/>
+        </w:rPr>
+        <w:t>»</w:t>
+      </w:r>
+    </w:p>
+    <w:p>
+      <w:pPr>
+        <w:pStyle w:val="a3"/>
+        <w:spacing w:after="0" w:line="240" w:lineRule="auto"/>
+        <w:ind w:left="0" w:firstLine="709"/>
+        <w:jc w:val="both"/>
+        <w:rPr>
+          <w:rFonts w:ascii="Times New Roman" w:eastAsiaTheme="minorHAnsi" w:hAnsi="Times New Roman" w:cs="Times New Roman"/>
+          <w:b/>
+          <w:sz w:val="28"/>
+          <w:szCs w:val="28"/>
+          <w:lang w:eastAsia="en-US"/>
+        </w:rPr>
+      </w:pPr>
+      <w:r>
+        <w:rPr>
+          <w:rFonts w:ascii="Times New Roman" w:eastAsiaTheme="minorHAnsi" w:hAnsi="Times New Roman" w:cs="Times New Roman"/>
+          <w:color w:val="FF0000"/>
+          <w:sz w:val="28"/>
+          <w:szCs w:val="28"/>
+          <w:lang w:eastAsia="en-US"/>
+        </w:rPr>
+        <w:t>а)</w:t>
+      </w:r>
+      <w:r>
+        <w:rPr>
+          <w:rFonts w:ascii="Times New Roman" w:eastAsiaTheme="minorHAnsi" w:hAnsi="Times New Roman" w:cs="Times New Roman"/>
+          <w:sz w:val="28"/>
+          <w:szCs w:val="28"/>
+          <w:lang w:eastAsia="en-US"/>
+        </w:rPr>
+        <w:t xml:space="preserve"> Для своих нужд люди создают </w:t>
+      </w:r>
+      <w:proofErr w:type="spellStart"/>
+      <w:r>
+        <w:rPr>
+          <w:rFonts w:ascii="Times New Roman" w:eastAsiaTheme="minorHAnsi" w:hAnsi="Times New Roman" w:cs="Times New Roman"/>
+          <w:sz w:val="28"/>
+          <w:szCs w:val="28"/>
+          <w:lang w:eastAsia="en-US"/>
+        </w:rPr>
+        <w:t>плагины</w:t>
+      </w:r>
+      <w:proofErr w:type="spellEnd"/>
+      <w:r>
+        <w:rPr>
+          <w:rFonts w:ascii="Times New Roman" w:eastAsiaTheme="minorHAnsi" w:hAnsi="Times New Roman" w:cs="Times New Roman"/>
+          <w:sz w:val="28"/>
+          <w:szCs w:val="28"/>
+          <w:lang w:eastAsia="en-US"/>
+        </w:rPr>
+        <w:t xml:space="preserve"> </w:t>
+      </w:r>
+      <w:r>
+        <w:rPr>
+          <w:rFonts w:ascii="Times New Roman" w:eastAsiaTheme="minorHAnsi" w:hAnsi="Times New Roman" w:cs="Times New Roman"/>
+          <w:sz w:val="28"/>
+          <w:szCs w:val="28"/>
+          <w:lang w:val="en-US" w:eastAsia="en-US"/>
+        </w:rPr>
+        <w:t>JS</w:t>
+      </w:r>
+      <w:r>
+        <w:rPr>
+          <w:rFonts w:ascii="Times New Roman" w:eastAsiaTheme="minorHAnsi" w:hAnsi="Times New Roman" w:cs="Times New Roman"/>
+          <w:sz w:val="28"/>
+          <w:szCs w:val="28"/>
+          <w:lang w:eastAsia="en-US"/>
+        </w:rPr>
+        <w:t xml:space="preserve"> с совершенно разным предназначением. Один из </w:t>
+      </w:r>
+      <w:proofErr w:type="spellStart"/>
+      <w:r>
+        <w:rPr>
+          <w:rFonts w:ascii="Times New Roman" w:eastAsiaTheme="minorHAnsi" w:hAnsi="Times New Roman" w:cs="Times New Roman"/>
+          <w:sz w:val="28"/>
+          <w:szCs w:val="28"/>
+          <w:lang w:eastAsia="en-US"/>
+        </w:rPr>
+        <w:t>плагинов</w:t>
+      </w:r>
+      <w:proofErr w:type="spellEnd"/>
+      <w:r>
+        <w:rPr>
+          <w:rFonts w:ascii="Times New Roman" w:eastAsiaTheme="minorHAnsi" w:hAnsi="Times New Roman" w:cs="Times New Roman"/>
+          <w:sz w:val="28"/>
+          <w:szCs w:val="28"/>
+          <w:lang w:eastAsia="en-US"/>
+        </w:rPr>
+        <w:t xml:space="preserve"> может помочь в создании полноценного тестирования, превратив ваш сайт в простое </w:t>
+      </w:r>
+      <w:proofErr w:type="spellStart"/>
+      <w:r>
+        <w:rPr>
+          <w:rFonts w:ascii="Times New Roman" w:eastAsiaTheme="minorHAnsi" w:hAnsi="Times New Roman" w:cs="Times New Roman"/>
+          <w:sz w:val="28"/>
+          <w:szCs w:val="28"/>
+          <w:lang w:eastAsia="en-US"/>
+        </w:rPr>
+        <w:t>веб-приложение</w:t>
+      </w:r>
+      <w:proofErr w:type="spellEnd"/>
+      <w:r>
+        <w:rPr>
+          <w:rFonts w:ascii="Times New Roman" w:eastAsiaTheme="minorHAnsi" w:hAnsi="Times New Roman" w:cs="Times New Roman"/>
+          <w:sz w:val="28"/>
+          <w:szCs w:val="28"/>
+          <w:lang w:eastAsia="en-US"/>
+        </w:rPr>
+        <w:t xml:space="preserve"> за счет прямого взаимодействия с пользователем. Используя материалы презентации и страницу в сети Интернет </w:t>
+      </w:r>
+      <w:r>
+        <w:rPr>
+          <w:rFonts w:ascii="Times New Roman" w:eastAsiaTheme="minorHAnsi" w:hAnsi="Times New Roman" w:cs="Times New Roman"/>
+          <w:b/>
+          <w:sz w:val="28"/>
+          <w:szCs w:val="28"/>
+          <w:lang w:eastAsia="en-US"/>
+        </w:rPr>
+        <w:t>https://codepen.io/edisofyan/pen/XJbBQoJ</w:t>
+      </w:r>
+      <w:r>
+        <w:rPr>
+          <w:rFonts w:ascii="Times New Roman" w:eastAsiaTheme="minorHAnsi" w:hAnsi="Times New Roman" w:cs="Times New Roman"/>
+          <w:sz w:val="28"/>
+          <w:szCs w:val="28"/>
+          <w:lang w:eastAsia="en-US"/>
+        </w:rPr>
+        <w:t>, создайте свое тестирование</w:t>
+      </w:r>
+      <w:r>
+        <w:rPr>
+          <w:rFonts w:ascii="Times New Roman" w:eastAsiaTheme="minorHAnsi" w:hAnsi="Times New Roman" w:cs="Times New Roman"/>
+          <w:b/>
+          <w:sz w:val="28"/>
+          <w:szCs w:val="28"/>
+          <w:lang w:eastAsia="en-US"/>
+        </w:rPr>
+        <w:t>.</w:t>
+      </w:r>
+    </w:p>
+    <w:p>
+      <w:pPr>
+        <w:pStyle w:val="a3"/>
+        <w:spacing w:after="0" w:line="240" w:lineRule="auto"/>
+        <w:ind w:left="0" w:firstLine="709"/>
+        <w:jc w:val="both"/>
+        <w:rPr>
+          <w:rFonts w:ascii="Times New Roman" w:eastAsiaTheme="minorHAnsi" w:hAnsi="Times New Roman" w:cs="Times New Roman"/>
+          <w:sz w:val="28"/>
+          <w:szCs w:val="28"/>
+          <w:lang w:eastAsia="en-US"/>
+        </w:rPr>
+      </w:pPr>
+      <w:r>
+        <w:rPr>
+          <w:rFonts w:ascii="Times New Roman" w:eastAsiaTheme="minorHAnsi" w:hAnsi="Times New Roman" w:cs="Times New Roman"/>
+          <w:color w:val="FF0000"/>
+          <w:sz w:val="28"/>
+          <w:szCs w:val="28"/>
+          <w:lang w:eastAsia="en-US"/>
+        </w:rPr>
+        <w:t>б)</w:t>
+      </w:r>
+      <w:r>
+        <w:rPr>
+          <w:rFonts w:ascii="Times New Roman" w:eastAsiaTheme="minorHAnsi" w:hAnsi="Times New Roman" w:cs="Times New Roman"/>
+          <w:sz w:val="28"/>
+          <w:szCs w:val="28"/>
+          <w:lang w:eastAsia="en-US"/>
+        </w:rPr>
+        <w:t xml:space="preserve"> Как Вы заметили по предыдущему пункту, в сети Интернет есть множество готовых примеров шаблонов страниц с использованием доступных </w:t>
+      </w:r>
+      <w:proofErr w:type="spellStart"/>
+      <w:r>
+        <w:rPr>
+          <w:rFonts w:ascii="Times New Roman" w:eastAsiaTheme="minorHAnsi" w:hAnsi="Times New Roman" w:cs="Times New Roman"/>
+          <w:sz w:val="28"/>
+          <w:szCs w:val="28"/>
+          <w:lang w:eastAsia="en-US"/>
+        </w:rPr>
+        <w:t>плагинов</w:t>
+      </w:r>
+      <w:proofErr w:type="spellEnd"/>
+      <w:r>
+        <w:rPr>
+          <w:rFonts w:ascii="Times New Roman" w:eastAsiaTheme="minorHAnsi" w:hAnsi="Times New Roman" w:cs="Times New Roman"/>
+          <w:sz w:val="28"/>
+          <w:szCs w:val="28"/>
+          <w:lang w:eastAsia="en-US"/>
+        </w:rPr>
+        <w:t xml:space="preserve">. Одним из наиболее популярных и полных является </w:t>
+      </w:r>
+      <w:proofErr w:type="spellStart"/>
+      <w:r>
+        <w:rPr>
+          <w:rFonts w:ascii="Times New Roman" w:eastAsiaTheme="minorHAnsi" w:hAnsi="Times New Roman" w:cs="Times New Roman"/>
+          <w:b/>
+          <w:sz w:val="28"/>
+          <w:szCs w:val="28"/>
+          <w:lang w:val="en-US" w:eastAsia="en-US"/>
+        </w:rPr>
+        <w:t>codepen</w:t>
+      </w:r>
+      <w:proofErr w:type="spellEnd"/>
+      <w:r>
+        <w:rPr>
+          <w:rFonts w:ascii="Times New Roman" w:eastAsiaTheme="minorHAnsi" w:hAnsi="Times New Roman" w:cs="Times New Roman"/>
+          <w:b/>
+          <w:sz w:val="28"/>
+          <w:szCs w:val="28"/>
+          <w:lang w:eastAsia="en-US"/>
+        </w:rPr>
+        <w:t>.</w:t>
+      </w:r>
+      <w:proofErr w:type="spellStart"/>
+      <w:r>
+        <w:rPr>
+          <w:rFonts w:ascii="Times New Roman" w:eastAsiaTheme="minorHAnsi" w:hAnsi="Times New Roman" w:cs="Times New Roman"/>
+          <w:b/>
+          <w:sz w:val="28"/>
+          <w:szCs w:val="28"/>
+          <w:lang w:val="en-US" w:eastAsia="en-US"/>
+        </w:rPr>
+        <w:t>io</w:t>
+      </w:r>
+      <w:proofErr w:type="spellEnd"/>
+      <w:r>
+        <w:rPr>
+          <w:rFonts w:ascii="Times New Roman" w:eastAsiaTheme="minorHAnsi" w:hAnsi="Times New Roman" w:cs="Times New Roman"/>
+          <w:sz w:val="28"/>
+          <w:szCs w:val="28"/>
+          <w:lang w:eastAsia="en-US"/>
+        </w:rPr>
+        <w:t xml:space="preserve">. </w:t>
+      </w:r>
+      <w:r>
+        <w:rPr>
+          <w:rFonts w:ascii="Times New Roman" w:eastAsiaTheme="minorHAnsi" w:hAnsi="Times New Roman" w:cs="Times New Roman"/>
+          <w:sz w:val="28"/>
+          <w:szCs w:val="28"/>
+          <w:lang w:eastAsia="en-US"/>
+        </w:rPr>
+        <w:t xml:space="preserve">Изучите примеры </w:t>
+      </w:r>
+      <w:proofErr w:type="spellStart"/>
+      <w:r>
+        <w:rPr>
+          <w:rFonts w:ascii="Times New Roman" w:eastAsiaTheme="minorHAnsi" w:hAnsi="Times New Roman" w:cs="Times New Roman"/>
+          <w:sz w:val="28"/>
+          <w:szCs w:val="28"/>
+          <w:lang w:val="en-US" w:eastAsia="en-US"/>
+        </w:rPr>
+        <w:t>JQuery</w:t>
+      </w:r>
+      <w:proofErr w:type="spellEnd"/>
+      <w:r>
+        <w:rPr>
+          <w:rFonts w:ascii="Times New Roman" w:eastAsiaTheme="minorHAnsi" w:hAnsi="Times New Roman" w:cs="Times New Roman"/>
+          <w:sz w:val="28"/>
+          <w:szCs w:val="28"/>
+          <w:lang w:eastAsia="en-US"/>
+        </w:rPr>
+        <w:t>-</w:t>
+      </w:r>
+      <w:proofErr w:type="spellStart"/>
+      <w:r>
+        <w:rPr>
+          <w:rFonts w:ascii="Times New Roman" w:eastAsiaTheme="minorHAnsi" w:hAnsi="Times New Roman" w:cs="Times New Roman"/>
+          <w:sz w:val="28"/>
+          <w:szCs w:val="28"/>
+          <w:lang w:eastAsia="en-US"/>
+        </w:rPr>
+        <w:t>плагинов</w:t>
+      </w:r>
+      <w:proofErr w:type="spellEnd"/>
+      <w:r>
+        <w:rPr>
+          <w:rFonts w:ascii="Times New Roman" w:eastAsiaTheme="minorHAnsi" w:hAnsi="Times New Roman" w:cs="Times New Roman"/>
+          <w:sz w:val="28"/>
+          <w:szCs w:val="28"/>
+          <w:lang w:eastAsia="en-US"/>
+        </w:rPr>
+        <w:t>:</w:t>
+      </w:r>
+    </w:p>
+    <w:p>
+      <w:pPr>
+        <w:pStyle w:val="a3"/>
+        <w:spacing w:after="0" w:line="240" w:lineRule="auto"/>
+        <w:ind w:left="0" w:firstLine="709"/>
+        <w:jc w:val="both"/>
+        <w:rPr>
+          <w:rFonts w:ascii="Times New Roman" w:eastAsiaTheme="minorHAnsi" w:hAnsi="Times New Roman" w:cs="Times New Roman"/>
+          <w:sz w:val="28"/>
+          <w:szCs w:val="28"/>
+          <w:lang w:eastAsia="en-US"/>
+        </w:rPr>
+      </w:pPr>
+      <w:r>
+        <w:rPr>
+          <w:rFonts w:ascii="Times New Roman" w:eastAsiaTheme="minorHAnsi" w:hAnsi="Times New Roman" w:cs="Times New Roman"/>
+          <w:b/>
+          <w:sz w:val="28"/>
+          <w:szCs w:val="28"/>
+          <w:lang w:eastAsia="en-US"/>
+        </w:rPr>
+        <w:t>https://codepen.io/tag/jquery-plugin?cursor=ZD0xJm89MCZwPTE=</w:t>
+      </w:r>
+      <w:r>
+        <w:rPr>
+          <w:rFonts w:ascii="Times New Roman" w:eastAsiaTheme="minorHAnsi" w:hAnsi="Times New Roman" w:cs="Times New Roman"/>
+          <w:sz w:val="28"/>
+          <w:szCs w:val="28"/>
+          <w:lang w:eastAsia="en-US"/>
+        </w:rPr>
+        <w:t xml:space="preserve"> выберите одно из них, попробуйте изменить какие-либо элементы на странице с примером </w:t>
+      </w:r>
+      <w:proofErr w:type="spellStart"/>
+      <w:r>
+        <w:rPr>
+          <w:rFonts w:ascii="Times New Roman" w:eastAsiaTheme="minorHAnsi" w:hAnsi="Times New Roman" w:cs="Times New Roman"/>
+          <w:sz w:val="28"/>
+          <w:szCs w:val="28"/>
+          <w:lang w:eastAsia="en-US"/>
+        </w:rPr>
+        <w:t>плагина</w:t>
+      </w:r>
+      <w:proofErr w:type="spellEnd"/>
+      <w:r>
+        <w:rPr>
+          <w:rFonts w:ascii="Times New Roman" w:eastAsiaTheme="minorHAnsi" w:hAnsi="Times New Roman" w:cs="Times New Roman"/>
+          <w:sz w:val="28"/>
+          <w:szCs w:val="28"/>
+          <w:lang w:eastAsia="en-US"/>
+        </w:rPr>
+        <w:t xml:space="preserve"> (это может быть содержание </w:t>
+      </w:r>
+      <w:r>
+        <w:rPr>
+          <w:rFonts w:ascii="Times New Roman" w:eastAsiaTheme="minorHAnsi" w:hAnsi="Times New Roman" w:cs="Times New Roman"/>
+          <w:sz w:val="28"/>
+          <w:szCs w:val="28"/>
+          <w:lang w:val="en-US" w:eastAsia="en-US"/>
+        </w:rPr>
+        <w:t>HTML</w:t>
+      </w:r>
+      <w:r>
+        <w:rPr>
+          <w:rFonts w:ascii="Times New Roman" w:eastAsiaTheme="minorHAnsi" w:hAnsi="Times New Roman" w:cs="Times New Roman"/>
+          <w:sz w:val="28"/>
+          <w:szCs w:val="28"/>
+          <w:lang w:eastAsia="en-US"/>
+        </w:rPr>
+        <w:t xml:space="preserve"> или оформление </w:t>
+      </w:r>
+      <w:r>
+        <w:rPr>
+          <w:rFonts w:ascii="Times New Roman" w:eastAsiaTheme="minorHAnsi" w:hAnsi="Times New Roman" w:cs="Times New Roman"/>
+          <w:sz w:val="28"/>
+          <w:szCs w:val="28"/>
+          <w:lang w:val="en-US" w:eastAsia="en-US"/>
+        </w:rPr>
+        <w:t>CSS</w:t>
+      </w:r>
+      <w:r>
+        <w:rPr>
+          <w:rFonts w:ascii="Times New Roman" w:eastAsiaTheme="minorHAnsi" w:hAnsi="Times New Roman" w:cs="Times New Roman"/>
+          <w:sz w:val="28"/>
+          <w:szCs w:val="28"/>
+          <w:lang w:eastAsia="en-US"/>
+        </w:rPr>
+        <w:t>)</w:t>
+      </w:r>
+      <w:r>
+        <w:rPr>
+          <w:rFonts w:ascii="Times New Roman" w:eastAsiaTheme="minorHAnsi" w:hAnsi="Times New Roman" w:cs="Times New Roman"/>
+          <w:sz w:val="28"/>
+          <w:szCs w:val="28"/>
+          <w:lang w:eastAsia="en-US"/>
+        </w:rPr>
+        <w:t xml:space="preserve">. </w:t>
+      </w:r>
+      <w:r>
+        <w:rPr>
+          <w:rFonts w:ascii="Times New Roman" w:eastAsiaTheme="minorHAnsi" w:hAnsi="Times New Roman" w:cs="Times New Roman"/>
+          <w:sz w:val="28"/>
+          <w:szCs w:val="28"/>
+          <w:lang w:eastAsia="en-US"/>
+        </w:rPr>
+        <w:t>Подумайте и напишите</w:t>
+      </w:r>
+      <w:r>
+        <w:rPr>
+          <w:rFonts w:ascii="Times New Roman" w:eastAsiaTheme="minorHAnsi" w:hAnsi="Times New Roman" w:cs="Times New Roman"/>
+          <w:sz w:val="28"/>
+          <w:szCs w:val="28"/>
+          <w:lang w:eastAsia="en-US"/>
+        </w:rPr>
+        <w:t xml:space="preserve"> </w:t>
+      </w:r>
+      <w:r>
+        <w:rPr>
+          <w:rFonts w:ascii="Times New Roman" w:eastAsiaTheme="minorHAnsi" w:hAnsi="Times New Roman" w:cs="Times New Roman"/>
+          <w:sz w:val="28"/>
+          <w:szCs w:val="28"/>
+          <w:lang w:eastAsia="en-US"/>
+        </w:rPr>
+        <w:t xml:space="preserve">в отдельном документе, для чего Вы бы могли использовать выбранные </w:t>
+      </w:r>
+      <w:proofErr w:type="spellStart"/>
+      <w:r>
+        <w:rPr>
+          <w:rFonts w:ascii="Times New Roman" w:eastAsiaTheme="minorHAnsi" w:hAnsi="Times New Roman" w:cs="Times New Roman"/>
+          <w:sz w:val="28"/>
+          <w:szCs w:val="28"/>
+          <w:lang w:eastAsia="en-US"/>
+        </w:rPr>
+        <w:t>плагины</w:t>
+      </w:r>
+      <w:proofErr w:type="spellEnd"/>
+      <w:r>
+        <w:rPr>
+          <w:rFonts w:ascii="Times New Roman" w:eastAsiaTheme="minorHAnsi" w:hAnsi="Times New Roman" w:cs="Times New Roman"/>
+          <w:sz w:val="28"/>
+          <w:szCs w:val="28"/>
+          <w:lang w:eastAsia="en-US"/>
+        </w:rPr>
+        <w:t>?</w:t>
+      </w:r>
+    </w:p>
+    <w:p>
+      <w:pPr>
+        <w:pStyle w:val="a3"/>
+        <w:spacing w:after="0" w:line="240" w:lineRule="auto"/>
+        <w:ind w:left="0" w:firstLine="709"/>
+        <w:jc w:val="both"/>
+        <w:rPr>
+          <w:rFonts w:ascii="Times New Roman" w:eastAsiaTheme="minorHAnsi" w:hAnsi="Times New Roman" w:cs="Times New Roman"/>
+          <w:b/>
+          <w:sz w:val="28"/>
+          <w:szCs w:val="28"/>
+          <w:lang w:eastAsia="en-US"/>
+        </w:rPr>
+      </w:pPr>
+    </w:p>
+    <w:p>
+      <w:pPr>
+        <w:pStyle w:val="a3"/>
+        <w:spacing w:after="0" w:line="240" w:lineRule="auto"/>
+        <w:ind w:left="0" w:firstLine="709"/>
+        <w:jc w:val="center"/>
+        <w:rPr>
+          <w:rFonts w:ascii="Times New Roman" w:eastAsiaTheme="minorHAnsi" w:hAnsi="Times New Roman" w:cs="Times New Roman"/>
+          <w:b/>
+          <w:sz w:val="28"/>
+          <w:szCs w:val="28"/>
+          <w:lang w:eastAsia="en-US"/>
+        </w:rPr>
+      </w:pPr>
+      <w:r>
+        <w:rPr>
+          <w:rFonts w:ascii="Times New Roman" w:eastAsiaTheme="minorHAnsi" w:hAnsi="Times New Roman" w:cs="Times New Roman"/>
+          <w:b/>
+          <w:sz w:val="28"/>
+          <w:szCs w:val="28"/>
+          <w:lang w:eastAsia="en-US"/>
+        </w:rPr>
+        <w:t>Задание</w:t>
+      </w:r>
+      <w:r>
+        <w:rPr>
+          <w:rFonts w:ascii="Times New Roman" w:eastAsiaTheme="minorHAnsi" w:hAnsi="Times New Roman" w:cs="Times New Roman"/>
+          <w:b/>
+          <w:sz w:val="28"/>
+          <w:szCs w:val="28"/>
+          <w:lang w:eastAsia="en-US"/>
+        </w:rPr>
+        <w:t xml:space="preserve"> </w:t>
+      </w:r>
+      <w:r>
+        <w:rPr>
+          <w:rFonts w:ascii="Times New Roman" w:eastAsiaTheme="minorHAnsi" w:hAnsi="Times New Roman" w:cs="Times New Roman"/>
+          <w:b/>
+          <w:sz w:val="28"/>
+          <w:szCs w:val="28"/>
+          <w:lang w:val="en-US" w:eastAsia="en-US"/>
+        </w:rPr>
+        <w:t>2</w:t>
+      </w:r>
+      <w:r>
+        <w:rPr>
+          <w:rFonts w:ascii="Times New Roman" w:eastAsiaTheme="minorHAnsi" w:hAnsi="Times New Roman" w:cs="Times New Roman"/>
+          <w:b/>
+          <w:sz w:val="28"/>
+          <w:szCs w:val="28"/>
+          <w:lang w:eastAsia="en-US"/>
+        </w:rPr>
+        <w:t>. «Внедрение готовых элементов»</w:t>
       </w:r>
     </w:p>
     <w:p>
@@ -323,6 +866,15 @@
         </w:rPr>
         <w:t>;</w:t>
       </w:r>
+      <w:r>
+        <w:rPr>
+          <w:rFonts w:ascii="Times New Roman" w:eastAsiaTheme="minorHAnsi" w:hAnsi="Times New Roman" w:cs="Times New Roman"/>
+          <w:sz w:val="28"/>
+          <w:szCs w:val="28"/>
+          <w:lang w:eastAsia="en-US"/>
+        </w:rPr>
+        <w:t xml:space="preserve"> (слайд 15)</w:t>
+      </w:r>
     </w:p>
     <w:p>
       <w:pPr>
@@ -367,7 +919,63 @@
           <w:szCs w:val="28"/>
           <w:lang w:eastAsia="en-US"/>
         </w:rPr>
-        <w:t>);</w:t>
+        <w:t>)</w:t>
+      </w:r>
+      <w:r>
+        <w:rPr>
+          <w:rFonts w:ascii="Times New Roman" w:eastAsiaTheme="minorHAnsi" w:hAnsi="Times New Roman" w:cs="Times New Roman"/>
+          <w:sz w:val="28"/>
+          <w:szCs w:val="28"/>
+          <w:lang w:eastAsia="en-US"/>
+        </w:rPr>
+        <w:t xml:space="preserve">. </w:t>
+      </w:r>
+      <w:r>
+        <w:rPr>
+          <w:rFonts w:ascii="Times New Roman" w:eastAsiaTheme="minorHAnsi" w:hAnsi="Times New Roman" w:cs="Times New Roman"/>
+          <w:sz w:val="28"/>
+          <w:szCs w:val="28"/>
+          <w:lang w:eastAsia="en-US"/>
+        </w:rPr>
+        <w:t>Используя материалы презентации, измените оформление всплывающего окна</w:t>
+      </w:r>
+      <w:r>
+        <w:rPr>
+          <w:rFonts w:ascii="Times New Roman" w:eastAsiaTheme="minorHAnsi" w:hAnsi="Times New Roman" w:cs="Times New Roman"/>
+          <w:sz w:val="28"/>
+          <w:szCs w:val="28"/>
+          <w:lang w:eastAsia="en-US"/>
+        </w:rPr>
+        <w:t xml:space="preserve"> на свое усмотрение</w:t>
+      </w:r>
+      <w:r>
+        <w:rPr>
+          <w:rFonts w:ascii="Times New Roman" w:eastAsiaTheme="minorHAnsi" w:hAnsi="Times New Roman" w:cs="Times New Roman"/>
+          <w:sz w:val="28"/>
+          <w:szCs w:val="28"/>
+          <w:lang w:eastAsia="en-US"/>
+        </w:rPr>
+        <w:t xml:space="preserve">, используя файл timer.html и </w:t>
+      </w:r>
+      <w:proofErr w:type="spellStart"/>
+      <w:r>
+        <w:rPr>
+          <w:rFonts w:ascii="Times New Roman" w:eastAsiaTheme="minorHAnsi" w:hAnsi="Times New Roman" w:cs="Times New Roman"/>
+          <w:sz w:val="28"/>
+          <w:szCs w:val="28"/>
+          <w:lang w:eastAsia="en-US"/>
+        </w:rPr>
+        <w:t>styles.css</w:t>
+      </w:r>
+      <w:proofErr w:type="spellEnd"/>
+      <w:r>
+        <w:rPr>
+          <w:rFonts w:ascii="Times New Roman" w:eastAsiaTheme="minorHAnsi" w:hAnsi="Times New Roman" w:cs="Times New Roman"/>
+          <w:sz w:val="28"/>
+          <w:szCs w:val="28"/>
+          <w:lang w:eastAsia="en-US"/>
+        </w:rPr>
+        <w:t>;</w:t>
       </w:r>
     </w:p>
     <w:p>
@@ -393,98 +1001,43 @@
           <w:szCs w:val="28"/>
           <w:lang w:eastAsia="en-US"/>
         </w:rPr>
-        <w:t>Используя материалы презентации, измените оформление всплывающего окна</w:t>
-      </w:r>
-      <w:r>
-        <w:rPr>
-          <w:rFonts w:ascii="Times New Roman" w:eastAsiaTheme="minorHAnsi" w:hAnsi="Times New Roman" w:cs="Times New Roman"/>
-          <w:sz w:val="28"/>
-          <w:szCs w:val="28"/>
-          <w:lang w:eastAsia="en-US"/>
-        </w:rPr>
-        <w:t xml:space="preserve"> </w:t>
-      </w:r>
-      <w:r>
-        <w:rPr>
-          <w:rFonts w:ascii="Times New Roman" w:eastAsiaTheme="minorHAnsi" w:hAnsi="Times New Roman" w:cs="Times New Roman"/>
-          <w:sz w:val="28"/>
-          <w:szCs w:val="28"/>
-          <w:lang w:eastAsia="en-US"/>
-        </w:rPr>
-        <w:t>на свое усмотрение</w:t>
-      </w:r>
-      <w:r>
-        <w:rPr>
-          <w:rFonts w:ascii="Times New Roman" w:eastAsiaTheme="minorHAnsi" w:hAnsi="Times New Roman" w:cs="Times New Roman"/>
-          <w:sz w:val="28"/>
-          <w:szCs w:val="28"/>
-          <w:lang w:eastAsia="en-US"/>
-        </w:rPr>
-        <w:t xml:space="preserve">, используя файл </w:t>
-      </w:r>
-      <w:r>
-        <w:rPr>
-          <w:rFonts w:ascii="Times New Roman" w:eastAsiaTheme="minorHAnsi" w:hAnsi="Times New Roman" w:cs="Times New Roman"/>
-          <w:sz w:val="28"/>
-          <w:szCs w:val="28"/>
-          <w:lang w:eastAsia="en-US"/>
-        </w:rPr>
-        <w:t>timer.html</w:t>
-      </w:r>
-      <w:r>
-        <w:rPr>
-          <w:rFonts w:ascii="Times New Roman" w:eastAsiaTheme="minorHAnsi" w:hAnsi="Times New Roman" w:cs="Times New Roman"/>
-          <w:sz w:val="28"/>
-          <w:szCs w:val="28"/>
-          <w:lang w:eastAsia="en-US"/>
-        </w:rPr>
-        <w:t xml:space="preserve"> и </w:t>
-      </w:r>
-      <w:proofErr w:type="spellStart"/>
-      <w:r>
-        <w:rPr>
-          <w:rFonts w:ascii="Times New Roman" w:eastAsiaTheme="minorHAnsi" w:hAnsi="Times New Roman" w:cs="Times New Roman"/>
-          <w:sz w:val="28"/>
-          <w:szCs w:val="28"/>
-          <w:lang w:eastAsia="en-US"/>
-        </w:rPr>
-        <w:t>styles.css</w:t>
-      </w:r>
-      <w:proofErr w:type="spellEnd"/>
-      <w:r>
-        <w:rPr>
-          <w:rFonts w:ascii="Times New Roman" w:eastAsiaTheme="minorHAnsi" w:hAnsi="Times New Roman" w:cs="Times New Roman"/>
-          <w:sz w:val="28"/>
-          <w:szCs w:val="28"/>
-          <w:lang w:eastAsia="en-US"/>
-        </w:rPr>
-        <w:t>;</w:t>
-      </w:r>
-    </w:p>
-    <w:p>
-      <w:pPr>
-        <w:pStyle w:val="a3"/>
-        <w:numPr>
-          <w:ilvl w:val="0"/>
-          <w:numId w:val="1"/>
-        </w:numPr>
-        <w:spacing w:after="0" w:line="240" w:lineRule="auto"/>
-        <w:jc w:val="both"/>
-        <w:rPr>
-          <w:rFonts w:ascii="Times New Roman" w:eastAsiaTheme="minorHAnsi" w:hAnsi="Times New Roman" w:cs="Times New Roman"/>
-          <w:sz w:val="28"/>
-          <w:szCs w:val="28"/>
-          <w:lang w:eastAsia="en-US"/>
-        </w:rPr>
-      </w:pPr>
-      <w:r>
-        <w:rPr>
-          <w:rFonts w:ascii="Times New Roman" w:eastAsiaTheme="minorHAnsi" w:hAnsi="Times New Roman" w:cs="Times New Roman"/>
-          <w:sz w:val="28"/>
-          <w:szCs w:val="28"/>
-          <w:lang w:eastAsia="en-US"/>
-        </w:rPr>
-        <w:t xml:space="preserve">Используя материалы презентации, допишите код таймера в файле </w:t>
+        <w:t>Используя материалы презентации</w:t>
+      </w:r>
+      <w:r>
+        <w:rPr>
+          <w:rFonts w:ascii="Times New Roman" w:eastAsiaTheme="minorHAnsi" w:hAnsi="Times New Roman" w:cs="Times New Roman"/>
+          <w:sz w:val="28"/>
+          <w:szCs w:val="28"/>
+          <w:lang w:eastAsia="en-US"/>
+        </w:rPr>
+        <w:t xml:space="preserve"> (</w:t>
+      </w:r>
+      <w:r>
+        <w:rPr>
+          <w:rFonts w:ascii="Times New Roman" w:eastAsiaTheme="minorHAnsi" w:hAnsi="Times New Roman" w:cs="Times New Roman"/>
+          <w:sz w:val="28"/>
+          <w:szCs w:val="28"/>
+          <w:lang w:eastAsia="en-US"/>
+        </w:rPr>
+        <w:t>слайд 14</w:t>
+      </w:r>
+      <w:r>
+        <w:rPr>
+          <w:rFonts w:ascii="Times New Roman" w:eastAsiaTheme="minorHAnsi" w:hAnsi="Times New Roman" w:cs="Times New Roman"/>
+          <w:sz w:val="28"/>
+          <w:szCs w:val="28"/>
+          <w:lang w:eastAsia="en-US"/>
+        </w:rPr>
+        <w:t>)</w:t>
+      </w:r>
+      <w:r>
+        <w:rPr>
+          <w:rFonts w:ascii="Times New Roman" w:eastAsiaTheme="minorHAnsi" w:hAnsi="Times New Roman" w:cs="Times New Roman"/>
+          <w:sz w:val="28"/>
+          <w:szCs w:val="28"/>
+          <w:lang w:eastAsia="en-US"/>
+        </w:rPr>
+        <w:t xml:space="preserve">, допишите код таймера в файле </w:t>
       </w:r>
       <w:proofErr w:type="spellStart"/>
       <w:r>
@@ -734,6 +1287,63 @@
       <w:pPr>
         <w:pStyle w:val="a3"/>
         <w:spacing w:after="0" w:line="240" w:lineRule="auto"/>
+        <w:ind w:firstLine="709"/>
+        <w:jc w:val="both"/>
+        <w:rPr>
+          <w:rFonts w:ascii="Times New Roman" w:eastAsiaTheme="minorHAnsi" w:hAnsi="Times New Roman" w:cs="Times New Roman"/>
+          <w:sz w:val="28"/>
+          <w:szCs w:val="28"/>
+          <w:lang w:eastAsia="en-US"/>
+        </w:rPr>
+      </w:pPr>
+    </w:p>
+    <w:p>
+      <w:pPr>
+        <w:pStyle w:val="a3"/>
+        <w:spacing w:after="0" w:line="240" w:lineRule="auto"/>
+        <w:ind w:firstLine="709"/>
+        <w:jc w:val="both"/>
+        <w:rPr>
+          <w:rFonts w:ascii="Times New Roman" w:eastAsiaTheme="minorHAnsi" w:hAnsi="Times New Roman" w:cs="Times New Roman"/>
+          <w:sz w:val="28"/>
+          <w:szCs w:val="28"/>
+          <w:lang w:eastAsia="en-US"/>
+        </w:rPr>
+      </w:pPr>
+    </w:p>
+    <w:p>
+      <w:pPr>
+        <w:pStyle w:val="a3"/>
+        <w:spacing w:after="0" w:line="240" w:lineRule="auto"/>
+        <w:ind w:left="0" w:firstLine="709"/>
+        <w:jc w:val="both"/>
+        <w:rPr>
+          <w:rFonts w:ascii="Times New Roman" w:eastAsiaTheme="minorHAnsi" w:hAnsi="Times New Roman" w:cs="Times New Roman"/>
+          <w:b/>
+          <w:sz w:val="28"/>
+          <w:szCs w:val="28"/>
+          <w:lang w:val="en-US" w:eastAsia="en-US"/>
+        </w:rPr>
+      </w:pPr>
+    </w:p>
+    <w:p>
+      <w:pPr>
+        <w:pStyle w:val="a3"/>
+        <w:spacing w:after="0" w:line="240" w:lineRule="auto"/>
+        <w:ind w:left="0" w:firstLine="709"/>
+        <w:jc w:val="both"/>
+        <w:rPr>
+          <w:rFonts w:ascii="Times New Roman" w:eastAsiaTheme="minorHAnsi" w:hAnsi="Times New Roman" w:cs="Times New Roman"/>
+          <w:sz w:val="28"/>
+          <w:szCs w:val="28"/>
+          <w:lang w:val="en-US" w:eastAsia="en-US"/>
+        </w:rPr>
+      </w:pPr>
+    </w:p>
+    <w:p>
+      <w:pPr>
+        <w:pStyle w:val="a3"/>
+        <w:spacing w:after="0" w:line="240" w:lineRule="auto"/>
         <w:ind w:left="0" w:firstLine="709"/>
         <w:jc w:val="center"/>
         <w:rPr>
@@ -741,6 +1351,32 @@
           <w:b/>
           <w:sz w:val="28"/>
           <w:szCs w:val="28"/>
+          <w:lang w:val="en-US" w:eastAsia="en-US"/>
+        </w:rPr>
+      </w:pPr>
+      <w:r>
+        <w:rPr>
+          <w:rFonts w:ascii="Times New Roman" w:eastAsiaTheme="minorHAnsi" w:hAnsi="Times New Roman" w:cs="Times New Roman"/>
+          <w:b/>
+          <w:sz w:val="28"/>
+          <w:szCs w:val="28"/>
+          <w:lang w:eastAsia="en-US"/>
+        </w:rPr>
+        <w:lastRenderedPageBreak/>
+        <w:t xml:space="preserve">Дополнительно: </w:t>
+      </w:r>
+    </w:p>
+    <w:p>
+      <w:pPr>
+        <w:pStyle w:val="a3"/>
+        <w:spacing w:after="0" w:line="240" w:lineRule="auto"/>
+        <w:ind w:left="0" w:firstLine="709"/>
+        <w:jc w:val="center"/>
+        <w:rPr>
+          <w:rFonts w:ascii="Times New Roman" w:eastAsiaTheme="minorHAnsi" w:hAnsi="Times New Roman" w:cs="Times New Roman"/>
+          <w:b/>
+          <w:sz w:val="28"/>
+          <w:szCs w:val="28"/>
           <w:lang w:eastAsia="en-US"/>
         </w:rPr>
       </w:pPr>
@@ -762,7 +1398,27 @@
           <w:szCs w:val="28"/>
           <w:lang w:eastAsia="en-US"/>
         </w:rPr>
-        <w:t xml:space="preserve"> 2. «Создание собственных </w:t>
+        <w:t xml:space="preserve"> </w:t>
+      </w:r>
+      <w:r>
+        <w:rPr>
+          <w:rFonts w:ascii="Times New Roman" w:eastAsiaTheme="minorHAnsi" w:hAnsi="Times New Roman" w:cs="Times New Roman"/>
+          <w:b/>
+          <w:sz w:val="28"/>
+          <w:szCs w:val="28"/>
+          <w:lang w:eastAsia="en-US"/>
+        </w:rPr>
+        <w:t>3</w:t>
+      </w:r>
+      <w:r>
+        <w:rPr>
+          <w:rFonts w:ascii="Times New Roman" w:eastAsiaTheme="minorHAnsi" w:hAnsi="Times New Roman" w:cs="Times New Roman"/>
+          <w:b/>
+          <w:sz w:val="28"/>
+          <w:szCs w:val="28"/>
+          <w:lang w:eastAsia="en-US"/>
+        </w:rPr>
+        <w:t xml:space="preserve">. «Создание собственных </w:t>
       </w:r>
       <w:proofErr w:type="spellStart"/>
       <w:r>
@@ -1010,6 +1666,15 @@
         </w:rPr>
         <w:t>.</w:t>
       </w:r>
+      <w:r>
+        <w:rPr>
+          <w:rFonts w:ascii="Times New Roman" w:eastAsiaTheme="minorHAnsi" w:hAnsi="Times New Roman" w:cs="Times New Roman"/>
+          <w:sz w:val="28"/>
+          <w:szCs w:val="28"/>
+          <w:lang w:eastAsia="en-US"/>
+        </w:rPr>
+        <w:t xml:space="preserve"> (слайд 23)</w:t>
+      </w:r>
     </w:p>
     <w:p>
       <w:pPr>
@@ -1033,9 +1698,9 @@
         </w:rPr>
         <w:drawing>
           <wp:inline distT="0" distB="0" distL="0" distR="0">
-            <wp:extent cx="3339435" cy="2305732"/>
-            <wp:effectExtent l="19050" t="0" r="0" b="0"/>
-            <wp:docPr id="10" name="Рисунок 10"/>
+            <wp:extent cx="2584448" cy="1784447"/>
+            <wp:effectExtent l="19050" t="0" r="6352" b="0"/>
+            <wp:docPr id="2" name="Рисунок 10"/>
             <wp:cNvGraphicFramePr>
               <a:graphicFrameLocks xmlns:a="http://schemas.openxmlformats.org/drawingml/2006/main" noChangeAspect="1"/>
             </wp:cNvGraphicFramePr>
@@ -1049,7 +1714,7 @@
                     </pic:cNvPicPr>
                   </pic:nvPicPr>
                   <pic:blipFill>
-                    <a:blip r:embed="rId6"/>
+                    <a:blip r:embed="rId6" cstate="print"/>
                     <a:srcRect/>
                     <a:stretch>
                       <a:fillRect/>
@@ -1058,7 +1723,7 @@
                   <pic:spPr bwMode="auto">
                     <a:xfrm>
                       <a:off x="0" y="0"/>
-                      <a:ext cx="3350541" cy="2313400"/>
+                      <a:ext cx="2593033" cy="1790375"/>
                     </a:xfrm>
                     <a:prstGeom prst="rect">
                       <a:avLst/>
@@ -1160,7 +1825,6 @@
           <w:szCs w:val="28"/>
           <w:lang w:eastAsia="en-US"/>
         </w:rPr>
-        <w:lastRenderedPageBreak/>
         <w:t>б)</w:t>
       </w:r>
       <w:r>
@@ -1208,7 +1872,7 @@
           <w:szCs w:val="28"/>
           <w:lang w:eastAsia="en-US"/>
         </w:rPr>
-        <w:t xml:space="preserve"> запрашивающий у пользователя его имя и выводя приветственное сообщение</w:t>
+        <w:t xml:space="preserve"> запрашивающий у пользователя его имя и выводя приветственное сообщение (слайд 24)</w:t>
       </w:r>
     </w:p>
     <w:tbl>
@@ -1248,9 +1912,9 @@
               </w:rPr>
               <w:drawing>
                 <wp:inline distT="0" distB="0" distL="0" distR="0">
-                  <wp:extent cx="3390181" cy="1402005"/>
-                  <wp:effectExtent l="19050" t="0" r="719" b="0"/>
-                  <wp:docPr id="11" name="Рисунок 11"/>
+                  <wp:extent cx="2613276" cy="1080717"/>
+                  <wp:effectExtent l="19050" t="0" r="0" b="0"/>
+                  <wp:docPr id="3" name="Рисунок 11"/>
                   <wp:cNvGraphicFramePr>
                     <a:graphicFrameLocks xmlns:a="http://schemas.openxmlformats.org/drawingml/2006/main" noChangeAspect="1"/>
                   </wp:cNvGraphicFramePr>
@@ -1273,7 +1937,7 @@
                         <pic:spPr bwMode="auto">
                           <a:xfrm>
                             <a:off x="0" y="0"/>
-                            <a:ext cx="3391258" cy="1402450"/>
+                            <a:ext cx="2615029" cy="1081442"/>
                           </a:xfrm>
                           <a:prstGeom prst="rect">
                             <a:avLst/>
@@ -1319,9 +1983,9 @@
               </w:rPr>
               <w:drawing>
                 <wp:inline distT="0" distB="0" distL="0" distR="0">
-                  <wp:extent cx="2524287" cy="1482027"/>
-                  <wp:effectExtent l="19050" t="0" r="9363" b="0"/>
-                  <wp:docPr id="14" name="Рисунок 14"/>
+                  <wp:extent cx="2110585" cy="1239140"/>
+                  <wp:effectExtent l="19050" t="0" r="3965" b="0"/>
+                  <wp:docPr id="4" name="Рисунок 14"/>
                   <wp:cNvGraphicFramePr>
                     <a:graphicFrameLocks xmlns:a="http://schemas.openxmlformats.org/drawingml/2006/main" noChangeAspect="1"/>
                   </wp:cNvGraphicFramePr>
@@ -1344,7 +2008,7 @@
                         <pic:spPr bwMode="auto">
                           <a:xfrm>
                             <a:off x="0" y="0"/>
-                            <a:ext cx="2525763" cy="1482894"/>
+                            <a:ext cx="2116969" cy="1242888"/>
                           </a:xfrm>
                           <a:prstGeom prst="rect">
                             <a:avLst/>
@@ -1371,20 +2035,6 @@
       <w:pPr>
         <w:pStyle w:val="a3"/>
         <w:spacing w:after="0" w:line="240" w:lineRule="auto"/>
-        <w:ind w:firstLine="709"/>
-        <w:jc w:val="both"/>
-        <w:rPr>
-          <w:rFonts w:ascii="Times New Roman" w:eastAsiaTheme="minorHAnsi" w:hAnsi="Times New Roman" w:cs="Times New Roman"/>
-          <w:sz w:val="28"/>
-          <w:szCs w:val="28"/>
-          <w:lang w:eastAsia="en-US"/>
-        </w:rPr>
-      </w:pPr>
-    </w:p>
-    <w:p>
-      <w:pPr>
-        <w:pStyle w:val="a3"/>
-        <w:spacing w:after="0" w:line="240" w:lineRule="auto"/>
         <w:ind w:left="0" w:firstLine="709"/>
         <w:jc w:val="center"/>
         <w:rPr>
@@ -1392,6 +2042,21 @@
           <w:b/>
           <w:sz w:val="28"/>
           <w:szCs w:val="28"/>
+          <w:lang w:val="en-US" w:eastAsia="en-US"/>
+        </w:rPr>
+      </w:pPr>
+    </w:p>
+    <w:p>
+      <w:pPr>
+        <w:pStyle w:val="a3"/>
+        <w:spacing w:after="0" w:line="240" w:lineRule="auto"/>
+        <w:ind w:left="0" w:firstLine="709"/>
+        <w:jc w:val="center"/>
+        <w:rPr>
+          <w:rFonts w:ascii="Times New Roman" w:eastAsiaTheme="minorHAnsi" w:hAnsi="Times New Roman" w:cs="Times New Roman"/>
+          <w:b/>
+          <w:sz w:val="28"/>
+          <w:szCs w:val="28"/>
           <w:lang w:eastAsia="en-US"/>
         </w:rPr>
       </w:pPr>
@@ -1413,7 +2078,47 @@
           <w:szCs w:val="28"/>
           <w:lang w:eastAsia="en-US"/>
         </w:rPr>
-        <w:t xml:space="preserve"> 3. «Работа с </w:t>
+        <w:t xml:space="preserve"> </w:t>
+      </w:r>
+      <w:r>
+        <w:rPr>
+          <w:rFonts w:ascii="Times New Roman" w:eastAsiaTheme="minorHAnsi" w:hAnsi="Times New Roman" w:cs="Times New Roman"/>
+          <w:b/>
+          <w:sz w:val="28"/>
+          <w:szCs w:val="28"/>
+          <w:lang w:val="en-US" w:eastAsia="en-US"/>
+        </w:rPr>
+        <w:t>4</w:t>
+      </w:r>
+      <w:r>
+        <w:rPr>
+          <w:rFonts w:ascii="Times New Roman" w:eastAsiaTheme="minorHAnsi" w:hAnsi="Times New Roman" w:cs="Times New Roman"/>
+          <w:b/>
+          <w:sz w:val="28"/>
+          <w:szCs w:val="28"/>
+          <w:lang w:eastAsia="en-US"/>
+        </w:rPr>
+        <w:t>.</w:t>
+      </w:r>
+      <w:r>
+        <w:rPr>
+          <w:rFonts w:ascii="Times New Roman" w:eastAsiaTheme="minorHAnsi" w:hAnsi="Times New Roman" w:cs="Times New Roman"/>
+          <w:b/>
+          <w:sz w:val="28"/>
+          <w:szCs w:val="28"/>
+          <w:lang w:val="en-US" w:eastAsia="en-US"/>
+        </w:rPr>
+        <w:t xml:space="preserve"> </w:t>
+      </w:r>
+      <w:r>
+        <w:rPr>
+          <w:rFonts w:ascii="Times New Roman" w:eastAsiaTheme="minorHAnsi" w:hAnsi="Times New Roman" w:cs="Times New Roman"/>
+          <w:b/>
+          <w:sz w:val="28"/>
+          <w:szCs w:val="28"/>
+          <w:lang w:eastAsia="en-US"/>
+        </w:rPr>
+        <w:t xml:space="preserve">Облачный сервис </w:t>
       </w:r>
       <w:proofErr w:type="spellStart"/>
       <w:r>
@@ -1422,21 +2127,11 @@
           <w:b/>
           <w:sz w:val="28"/>
           <w:szCs w:val="28"/>
-          <w:lang w:eastAsia="en-US"/>
-        </w:rPr>
-        <w:t>плагинами</w:t>
+          <w:lang w:val="en-US" w:eastAsia="en-US"/>
+        </w:rPr>
+        <w:t>EmailJS</w:t>
       </w:r>
       <w:proofErr w:type="spellEnd"/>
-      <w:r>
-        <w:rPr>
-          <w:rFonts w:ascii="Times New Roman" w:eastAsiaTheme="minorHAnsi" w:hAnsi="Times New Roman" w:cs="Times New Roman"/>
-          <w:b/>
-          <w:sz w:val="28"/>
-          <w:szCs w:val="28"/>
-          <w:lang w:eastAsia="en-US"/>
-        </w:rPr>
-        <w:t>»</w:t>
-      </w:r>
     </w:p>
     <w:p>
       <w:pPr>
@@ -1446,499 +2141,6 @@
         <w:jc w:val="both"/>
         <w:rPr>
           <w:rFonts w:ascii="Times New Roman" w:eastAsiaTheme="minorHAnsi" w:hAnsi="Times New Roman" w:cs="Times New Roman"/>
-          <w:b/>
-          <w:sz w:val="28"/>
-          <w:szCs w:val="28"/>
-          <w:lang w:eastAsia="en-US"/>
-        </w:rPr>
-      </w:pPr>
-      <w:r>
-        <w:rPr>
-          <w:rFonts w:ascii="Times New Roman" w:eastAsiaTheme="minorHAnsi" w:hAnsi="Times New Roman" w:cs="Times New Roman"/>
-          <w:color w:val="FF0000"/>
-          <w:sz w:val="28"/>
-          <w:szCs w:val="28"/>
-          <w:lang w:eastAsia="en-US"/>
-        </w:rPr>
-        <w:t>а)</w:t>
-      </w:r>
-      <w:r>
-        <w:rPr>
-          <w:rFonts w:ascii="Times New Roman" w:eastAsiaTheme="minorHAnsi" w:hAnsi="Times New Roman" w:cs="Times New Roman"/>
-          <w:sz w:val="28"/>
-          <w:szCs w:val="28"/>
-          <w:lang w:eastAsia="en-US"/>
-        </w:rPr>
-        <w:t xml:space="preserve"> Для своих нужд люди создают </w:t>
-      </w:r>
-      <w:proofErr w:type="spellStart"/>
-      <w:r>
-        <w:rPr>
-          <w:rFonts w:ascii="Times New Roman" w:eastAsiaTheme="minorHAnsi" w:hAnsi="Times New Roman" w:cs="Times New Roman"/>
-          <w:sz w:val="28"/>
-          <w:szCs w:val="28"/>
-          <w:lang w:eastAsia="en-US"/>
-        </w:rPr>
-        <w:t>плагины</w:t>
-      </w:r>
-      <w:proofErr w:type="spellEnd"/>
-      <w:r>
-        <w:rPr>
-          <w:rFonts w:ascii="Times New Roman" w:eastAsiaTheme="minorHAnsi" w:hAnsi="Times New Roman" w:cs="Times New Roman"/>
-          <w:sz w:val="28"/>
-          <w:szCs w:val="28"/>
-          <w:lang w:eastAsia="en-US"/>
-        </w:rPr>
-        <w:t xml:space="preserve"> </w:t>
-      </w:r>
-      <w:r>
-        <w:rPr>
-          <w:rFonts w:ascii="Times New Roman" w:eastAsiaTheme="minorHAnsi" w:hAnsi="Times New Roman" w:cs="Times New Roman"/>
-          <w:sz w:val="28"/>
-          <w:szCs w:val="28"/>
-          <w:lang w:val="en-US" w:eastAsia="en-US"/>
-        </w:rPr>
-        <w:t>JS</w:t>
-      </w:r>
-      <w:r>
-        <w:rPr>
-          <w:rFonts w:ascii="Times New Roman" w:eastAsiaTheme="minorHAnsi" w:hAnsi="Times New Roman" w:cs="Times New Roman"/>
-          <w:sz w:val="28"/>
-          <w:szCs w:val="28"/>
-          <w:lang w:eastAsia="en-US"/>
-        </w:rPr>
-        <w:t xml:space="preserve"> с совершенно разным предназначением. Один из </w:t>
-      </w:r>
-      <w:proofErr w:type="spellStart"/>
-      <w:r>
-        <w:rPr>
-          <w:rFonts w:ascii="Times New Roman" w:eastAsiaTheme="minorHAnsi" w:hAnsi="Times New Roman" w:cs="Times New Roman"/>
-          <w:sz w:val="28"/>
-          <w:szCs w:val="28"/>
-          <w:lang w:eastAsia="en-US"/>
-        </w:rPr>
-        <w:t>плагинов</w:t>
-      </w:r>
-      <w:proofErr w:type="spellEnd"/>
-      <w:r>
-        <w:rPr>
-          <w:rFonts w:ascii="Times New Roman" w:eastAsiaTheme="minorHAnsi" w:hAnsi="Times New Roman" w:cs="Times New Roman"/>
-          <w:sz w:val="28"/>
-          <w:szCs w:val="28"/>
-          <w:lang w:eastAsia="en-US"/>
-        </w:rPr>
-        <w:t xml:space="preserve"> может помочь в создании полноценного тестирования, превратив ваш сайт в простое </w:t>
-      </w:r>
-      <w:proofErr w:type="spellStart"/>
-      <w:r>
-        <w:rPr>
-          <w:rFonts w:ascii="Times New Roman" w:eastAsiaTheme="minorHAnsi" w:hAnsi="Times New Roman" w:cs="Times New Roman"/>
-          <w:sz w:val="28"/>
-          <w:szCs w:val="28"/>
-          <w:lang w:eastAsia="en-US"/>
-        </w:rPr>
-        <w:t>веб-приложение</w:t>
-      </w:r>
-      <w:proofErr w:type="spellEnd"/>
-      <w:r>
-        <w:rPr>
-          <w:rFonts w:ascii="Times New Roman" w:eastAsiaTheme="minorHAnsi" w:hAnsi="Times New Roman" w:cs="Times New Roman"/>
-          <w:sz w:val="28"/>
-          <w:szCs w:val="28"/>
-          <w:lang w:eastAsia="en-US"/>
-        </w:rPr>
-        <w:t xml:space="preserve"> за счет прямого взаимодействия с пользователем. Используя материалы презентации и страницу в сети Интернет </w:t>
-      </w:r>
-      <w:r>
-        <w:rPr>
-          <w:rFonts w:ascii="Times New Roman" w:eastAsiaTheme="minorHAnsi" w:hAnsi="Times New Roman" w:cs="Times New Roman"/>
-          <w:b/>
-          <w:sz w:val="28"/>
-          <w:szCs w:val="28"/>
-          <w:lang w:eastAsia="en-US"/>
-        </w:rPr>
-        <w:t>https://codepen.io/edisofyan/pen/XJbBQoJ</w:t>
-      </w:r>
-      <w:r>
-        <w:rPr>
-          <w:rFonts w:ascii="Times New Roman" w:eastAsiaTheme="minorHAnsi" w:hAnsi="Times New Roman" w:cs="Times New Roman"/>
-          <w:sz w:val="28"/>
-          <w:szCs w:val="28"/>
-          <w:lang w:eastAsia="en-US"/>
-        </w:rPr>
-        <w:t>, создайте свое тестирование</w:t>
-      </w:r>
-      <w:r>
-        <w:rPr>
-          <w:rFonts w:ascii="Times New Roman" w:eastAsiaTheme="minorHAnsi" w:hAnsi="Times New Roman" w:cs="Times New Roman"/>
-          <w:b/>
-          <w:sz w:val="28"/>
-          <w:szCs w:val="28"/>
-          <w:lang w:eastAsia="en-US"/>
-        </w:rPr>
-        <w:t>.</w:t>
-      </w:r>
-    </w:p>
-    <w:p>
-      <w:pPr>
-        <w:pStyle w:val="a3"/>
-        <w:spacing w:after="0" w:line="240" w:lineRule="auto"/>
-        <w:ind w:left="0" w:firstLine="709"/>
-        <w:jc w:val="both"/>
-        <w:rPr>
-          <w:rFonts w:ascii="Times New Roman" w:eastAsiaTheme="minorHAnsi" w:hAnsi="Times New Roman" w:cs="Times New Roman"/>
-          <w:sz w:val="28"/>
-          <w:szCs w:val="28"/>
-          <w:lang w:eastAsia="en-US"/>
-        </w:rPr>
-      </w:pPr>
-      <w:r>
-        <w:rPr>
-          <w:rFonts w:ascii="Times New Roman" w:eastAsiaTheme="minorHAnsi" w:hAnsi="Times New Roman" w:cs="Times New Roman"/>
-          <w:color w:val="FF0000"/>
-          <w:sz w:val="28"/>
-          <w:szCs w:val="28"/>
-          <w:lang w:eastAsia="en-US"/>
-        </w:rPr>
-        <w:t>б)</w:t>
-      </w:r>
-      <w:r>
-        <w:rPr>
-          <w:rFonts w:ascii="Times New Roman" w:eastAsiaTheme="minorHAnsi" w:hAnsi="Times New Roman" w:cs="Times New Roman"/>
-          <w:sz w:val="28"/>
-          <w:szCs w:val="28"/>
-          <w:lang w:eastAsia="en-US"/>
-        </w:rPr>
-        <w:t xml:space="preserve"> Как Вы заметили по предыдущему пункту, в сети Интернет есть множество готовых примеров шаблонов страниц с использованием доступных </w:t>
-      </w:r>
-      <w:proofErr w:type="spellStart"/>
-      <w:r>
-        <w:rPr>
-          <w:rFonts w:ascii="Times New Roman" w:eastAsiaTheme="minorHAnsi" w:hAnsi="Times New Roman" w:cs="Times New Roman"/>
-          <w:sz w:val="28"/>
-          <w:szCs w:val="28"/>
-          <w:lang w:eastAsia="en-US"/>
-        </w:rPr>
-        <w:t>плагинов</w:t>
-      </w:r>
-      <w:proofErr w:type="spellEnd"/>
-      <w:r>
-        <w:rPr>
-          <w:rFonts w:ascii="Times New Roman" w:eastAsiaTheme="minorHAnsi" w:hAnsi="Times New Roman" w:cs="Times New Roman"/>
-          <w:sz w:val="28"/>
-          <w:szCs w:val="28"/>
-          <w:lang w:eastAsia="en-US"/>
-        </w:rPr>
-        <w:t xml:space="preserve">. Одним из наиболее популярных и полных является </w:t>
-      </w:r>
-      <w:proofErr w:type="spellStart"/>
-      <w:r>
-        <w:rPr>
-          <w:rFonts w:ascii="Times New Roman" w:eastAsiaTheme="minorHAnsi" w:hAnsi="Times New Roman" w:cs="Times New Roman"/>
-          <w:b/>
-          <w:sz w:val="28"/>
-          <w:szCs w:val="28"/>
-          <w:lang w:val="en-US" w:eastAsia="en-US"/>
-        </w:rPr>
-        <w:t>codepen</w:t>
-      </w:r>
-      <w:proofErr w:type="spellEnd"/>
-      <w:r>
-        <w:rPr>
-          <w:rFonts w:ascii="Times New Roman" w:eastAsiaTheme="minorHAnsi" w:hAnsi="Times New Roman" w:cs="Times New Roman"/>
-          <w:b/>
-          <w:sz w:val="28"/>
-          <w:szCs w:val="28"/>
-          <w:lang w:eastAsia="en-US"/>
-        </w:rPr>
-        <w:t>.</w:t>
-      </w:r>
-      <w:proofErr w:type="spellStart"/>
-      <w:r>
-        <w:rPr>
-          <w:rFonts w:ascii="Times New Roman" w:eastAsiaTheme="minorHAnsi" w:hAnsi="Times New Roman" w:cs="Times New Roman"/>
-          <w:b/>
-          <w:sz w:val="28"/>
-          <w:szCs w:val="28"/>
-          <w:lang w:val="en-US" w:eastAsia="en-US"/>
-        </w:rPr>
-        <w:t>io</w:t>
-      </w:r>
-      <w:proofErr w:type="spellEnd"/>
-      <w:r>
-        <w:rPr>
-          <w:rFonts w:ascii="Times New Roman" w:eastAsiaTheme="minorHAnsi" w:hAnsi="Times New Roman" w:cs="Times New Roman"/>
-          <w:sz w:val="28"/>
-          <w:szCs w:val="28"/>
-          <w:lang w:eastAsia="en-US"/>
-        </w:rPr>
-        <w:t xml:space="preserve">. </w:t>
-      </w:r>
-      <w:r>
-        <w:rPr>
-          <w:rFonts w:ascii="Times New Roman" w:eastAsiaTheme="minorHAnsi" w:hAnsi="Times New Roman" w:cs="Times New Roman"/>
-          <w:sz w:val="28"/>
-          <w:szCs w:val="28"/>
-          <w:lang w:eastAsia="en-US"/>
-        </w:rPr>
-        <w:t xml:space="preserve">Изучите </w:t>
-      </w:r>
-      <w:bookmarkStart w:id="0" w:name="_GoBack"/>
-      <w:bookmarkEnd w:id="0"/>
-      <w:r>
-        <w:rPr>
-          <w:rFonts w:ascii="Times New Roman" w:eastAsiaTheme="minorHAnsi" w:hAnsi="Times New Roman" w:cs="Times New Roman"/>
-          <w:sz w:val="28"/>
-          <w:szCs w:val="28"/>
-          <w:lang w:eastAsia="en-US"/>
-        </w:rPr>
-        <w:t xml:space="preserve">примеры </w:t>
-      </w:r>
-      <w:proofErr w:type="spellStart"/>
-      <w:r>
-        <w:rPr>
-          <w:rFonts w:ascii="Times New Roman" w:eastAsiaTheme="minorHAnsi" w:hAnsi="Times New Roman" w:cs="Times New Roman"/>
-          <w:sz w:val="28"/>
-          <w:szCs w:val="28"/>
-          <w:lang w:val="en-US" w:eastAsia="en-US"/>
-        </w:rPr>
-        <w:t>JQuery</w:t>
-      </w:r>
-      <w:proofErr w:type="spellEnd"/>
-      <w:r>
-        <w:rPr>
-          <w:rFonts w:ascii="Times New Roman" w:eastAsiaTheme="minorHAnsi" w:hAnsi="Times New Roman" w:cs="Times New Roman"/>
-          <w:sz w:val="28"/>
-          <w:szCs w:val="28"/>
-          <w:lang w:eastAsia="en-US"/>
-        </w:rPr>
-        <w:t>-</w:t>
-      </w:r>
-      <w:proofErr w:type="spellStart"/>
-      <w:r>
-        <w:rPr>
-          <w:rFonts w:ascii="Times New Roman" w:eastAsiaTheme="minorHAnsi" w:hAnsi="Times New Roman" w:cs="Times New Roman"/>
-          <w:sz w:val="28"/>
-          <w:szCs w:val="28"/>
-          <w:lang w:eastAsia="en-US"/>
-        </w:rPr>
-        <w:t>плагинов</w:t>
-      </w:r>
-      <w:proofErr w:type="spellEnd"/>
-      <w:r>
-        <w:rPr>
-          <w:rFonts w:ascii="Times New Roman" w:eastAsiaTheme="minorHAnsi" w:hAnsi="Times New Roman" w:cs="Times New Roman"/>
-          <w:sz w:val="28"/>
-          <w:szCs w:val="28"/>
-          <w:lang w:eastAsia="en-US"/>
-        </w:rPr>
-        <w:t>:</w:t>
-      </w:r>
-    </w:p>
-    <w:p>
-      <w:pPr>
-        <w:pStyle w:val="a3"/>
-        <w:spacing w:after="0" w:line="240" w:lineRule="auto"/>
-        <w:ind w:left="0" w:firstLine="709"/>
-        <w:jc w:val="both"/>
-        <w:rPr>
-          <w:rFonts w:ascii="Times New Roman" w:eastAsiaTheme="minorHAnsi" w:hAnsi="Times New Roman" w:cs="Times New Roman"/>
-          <w:sz w:val="28"/>
-          <w:szCs w:val="28"/>
-          <w:lang w:eastAsia="en-US"/>
-        </w:rPr>
-      </w:pPr>
-      <w:r>
-        <w:rPr>
-          <w:rFonts w:ascii="Times New Roman" w:eastAsiaTheme="minorHAnsi" w:hAnsi="Times New Roman" w:cs="Times New Roman"/>
-          <w:b/>
-          <w:sz w:val="28"/>
-          <w:szCs w:val="28"/>
-          <w:lang w:eastAsia="en-US"/>
-        </w:rPr>
-        <w:t>https://codepen.io/tag/jquery-plugin?cursor=ZD0xJm89MCZwPTE=</w:t>
-      </w:r>
-      <w:r>
-        <w:rPr>
-          <w:rFonts w:ascii="Times New Roman" w:eastAsiaTheme="minorHAnsi" w:hAnsi="Times New Roman" w:cs="Times New Roman"/>
-          <w:sz w:val="28"/>
-          <w:szCs w:val="28"/>
-          <w:lang w:eastAsia="en-US"/>
-        </w:rPr>
-        <w:t xml:space="preserve"> выберите одно из них, попробуйте изменить какие-либо элементы на странице с примером </w:t>
-      </w:r>
-      <w:proofErr w:type="spellStart"/>
-      <w:r>
-        <w:rPr>
-          <w:rFonts w:ascii="Times New Roman" w:eastAsiaTheme="minorHAnsi" w:hAnsi="Times New Roman" w:cs="Times New Roman"/>
-          <w:sz w:val="28"/>
-          <w:szCs w:val="28"/>
-          <w:lang w:eastAsia="en-US"/>
-        </w:rPr>
-        <w:t>плагина</w:t>
-      </w:r>
-      <w:proofErr w:type="spellEnd"/>
-      <w:r>
-        <w:rPr>
-          <w:rFonts w:ascii="Times New Roman" w:eastAsiaTheme="minorHAnsi" w:hAnsi="Times New Roman" w:cs="Times New Roman"/>
-          <w:sz w:val="28"/>
-          <w:szCs w:val="28"/>
-          <w:lang w:eastAsia="en-US"/>
-        </w:rPr>
-        <w:t xml:space="preserve"> (это может быть содержание </w:t>
-      </w:r>
-      <w:r>
-        <w:rPr>
-          <w:rFonts w:ascii="Times New Roman" w:eastAsiaTheme="minorHAnsi" w:hAnsi="Times New Roman" w:cs="Times New Roman"/>
-          <w:sz w:val="28"/>
-          <w:szCs w:val="28"/>
-          <w:lang w:val="en-US" w:eastAsia="en-US"/>
-        </w:rPr>
-        <w:t>HTML</w:t>
-      </w:r>
-      <w:r>
-        <w:rPr>
-          <w:rFonts w:ascii="Times New Roman" w:eastAsiaTheme="minorHAnsi" w:hAnsi="Times New Roman" w:cs="Times New Roman"/>
-          <w:sz w:val="28"/>
-          <w:szCs w:val="28"/>
-          <w:lang w:eastAsia="en-US"/>
-        </w:rPr>
-        <w:t xml:space="preserve"> или оформление </w:t>
-      </w:r>
-      <w:r>
-        <w:rPr>
-          <w:rFonts w:ascii="Times New Roman" w:eastAsiaTheme="minorHAnsi" w:hAnsi="Times New Roman" w:cs="Times New Roman"/>
-          <w:sz w:val="28"/>
-          <w:szCs w:val="28"/>
-          <w:lang w:val="en-US" w:eastAsia="en-US"/>
-        </w:rPr>
-        <w:t>CSS</w:t>
-      </w:r>
-      <w:r>
-        <w:rPr>
-          <w:rFonts w:ascii="Times New Roman" w:eastAsiaTheme="minorHAnsi" w:hAnsi="Times New Roman" w:cs="Times New Roman"/>
-          <w:sz w:val="28"/>
-          <w:szCs w:val="28"/>
-          <w:lang w:eastAsia="en-US"/>
-        </w:rPr>
-        <w:t>)</w:t>
-      </w:r>
-      <w:r>
-        <w:rPr>
-          <w:rFonts w:ascii="Times New Roman" w:eastAsiaTheme="minorHAnsi" w:hAnsi="Times New Roman" w:cs="Times New Roman"/>
-          <w:sz w:val="28"/>
-          <w:szCs w:val="28"/>
-          <w:lang w:eastAsia="en-US"/>
-        </w:rPr>
-        <w:t xml:space="preserve">. </w:t>
-      </w:r>
-      <w:r>
-        <w:rPr>
-          <w:rFonts w:ascii="Times New Roman" w:eastAsiaTheme="minorHAnsi" w:hAnsi="Times New Roman" w:cs="Times New Roman"/>
-          <w:sz w:val="28"/>
-          <w:szCs w:val="28"/>
-          <w:lang w:eastAsia="en-US"/>
-        </w:rPr>
-        <w:t>Подумайте и напишите</w:t>
-      </w:r>
-      <w:r>
-        <w:rPr>
-          <w:rFonts w:ascii="Times New Roman" w:eastAsiaTheme="minorHAnsi" w:hAnsi="Times New Roman" w:cs="Times New Roman"/>
-          <w:sz w:val="28"/>
-          <w:szCs w:val="28"/>
-          <w:lang w:eastAsia="en-US"/>
-        </w:rPr>
-        <w:t xml:space="preserve"> </w:t>
-      </w:r>
-      <w:r>
-        <w:rPr>
-          <w:rFonts w:ascii="Times New Roman" w:eastAsiaTheme="minorHAnsi" w:hAnsi="Times New Roman" w:cs="Times New Roman"/>
-          <w:sz w:val="28"/>
-          <w:szCs w:val="28"/>
-          <w:lang w:eastAsia="en-US"/>
-        </w:rPr>
-        <w:t xml:space="preserve">в отдельном документе, для чего Вы бы могли использовать выбранные </w:t>
-      </w:r>
-      <w:proofErr w:type="spellStart"/>
-      <w:r>
-        <w:rPr>
-          <w:rFonts w:ascii="Times New Roman" w:eastAsiaTheme="minorHAnsi" w:hAnsi="Times New Roman" w:cs="Times New Roman"/>
-          <w:sz w:val="28"/>
-          <w:szCs w:val="28"/>
-          <w:lang w:eastAsia="en-US"/>
-        </w:rPr>
-        <w:t>плагины</w:t>
-      </w:r>
-      <w:proofErr w:type="spellEnd"/>
-      <w:r>
-        <w:rPr>
-          <w:rFonts w:ascii="Times New Roman" w:eastAsiaTheme="minorHAnsi" w:hAnsi="Times New Roman" w:cs="Times New Roman"/>
-          <w:sz w:val="28"/>
-          <w:szCs w:val="28"/>
-          <w:lang w:eastAsia="en-US"/>
-        </w:rPr>
-        <w:t>?</w:t>
-      </w:r>
-    </w:p>
-    <w:p>
-      <w:pPr>
-        <w:pStyle w:val="a3"/>
-        <w:spacing w:after="0" w:line="240" w:lineRule="auto"/>
-        <w:ind w:left="0" w:firstLine="709"/>
-        <w:jc w:val="both"/>
-        <w:rPr>
-          <w:rFonts w:ascii="Times New Roman" w:eastAsiaTheme="minorHAnsi" w:hAnsi="Times New Roman" w:cs="Times New Roman"/>
-          <w:sz w:val="28"/>
-          <w:szCs w:val="28"/>
-          <w:lang w:eastAsia="en-US"/>
-        </w:rPr>
-      </w:pPr>
-    </w:p>
-    <w:p>
-      <w:pPr>
-        <w:pStyle w:val="a3"/>
-        <w:spacing w:after="0" w:line="240" w:lineRule="auto"/>
-        <w:ind w:left="0" w:firstLine="709"/>
-        <w:jc w:val="center"/>
-        <w:rPr>
-          <w:rFonts w:ascii="Times New Roman" w:eastAsiaTheme="minorHAnsi" w:hAnsi="Times New Roman" w:cs="Times New Roman"/>
-          <w:b/>
-          <w:sz w:val="28"/>
-          <w:szCs w:val="28"/>
-          <w:lang w:eastAsia="en-US"/>
-        </w:rPr>
-      </w:pPr>
-      <w:r>
-        <w:rPr>
-          <w:rFonts w:ascii="Times New Roman" w:eastAsiaTheme="minorHAnsi" w:hAnsi="Times New Roman" w:cs="Times New Roman"/>
-          <w:b/>
-          <w:sz w:val="28"/>
-          <w:szCs w:val="28"/>
-          <w:lang w:eastAsia="en-US"/>
-        </w:rPr>
-        <w:t xml:space="preserve">Дополнительно: Облачный сервис </w:t>
-      </w:r>
-      <w:proofErr w:type="spellStart"/>
-      <w:r>
-        <w:rPr>
-          <w:rFonts w:ascii="Times New Roman" w:eastAsiaTheme="minorHAnsi" w:hAnsi="Times New Roman" w:cs="Times New Roman"/>
-          <w:b/>
-          <w:sz w:val="28"/>
-          <w:szCs w:val="28"/>
-          <w:lang w:val="en-US" w:eastAsia="en-US"/>
-        </w:rPr>
-        <w:t>EmailJS</w:t>
-      </w:r>
-      <w:proofErr w:type="spellEnd"/>
-    </w:p>
-    <w:p>
-      <w:pPr>
-        <w:pStyle w:val="a3"/>
-        <w:spacing w:after="0" w:line="240" w:lineRule="auto"/>
-        <w:ind w:left="0" w:firstLine="709"/>
-        <w:jc w:val="both"/>
-        <w:rPr>
-          <w:rFonts w:ascii="Times New Roman" w:eastAsiaTheme="minorHAnsi" w:hAnsi="Times New Roman" w:cs="Times New Roman"/>
           <w:sz w:val="28"/>
           <w:szCs w:val="28"/>
           <w:lang w:eastAsia="en-US"/>
@@ -2039,8 +2241,8 @@
         </w:rPr>
         <w:drawing>
           <wp:inline distT="0" distB="0" distL="0" distR="0">
-            <wp:extent cx="2495372" cy="2025655"/>
-            <wp:effectExtent l="19050" t="0" r="178" b="0"/>
+            <wp:extent cx="2033899" cy="1651049"/>
+            <wp:effectExtent l="19050" t="0" r="4451" b="0"/>
             <wp:docPr id="1" name="Рисунок 1"/>
             <wp:cNvGraphicFramePr>
               <a:graphicFrameLocks xmlns:a="http://schemas.openxmlformats.org/drawingml/2006/main" noChangeAspect="1"/>
@@ -2064,7 +2266,7 @@
                   <pic:spPr bwMode="auto">
                     <a:xfrm>
                       <a:off x="0" y="0"/>
-                      <a:ext cx="2496903" cy="2026898"/>
+                      <a:ext cx="2041205" cy="1656979"/>
                     </a:xfrm>
                     <a:prstGeom prst="rect">
                       <a:avLst/>
